--- a/Lections/Уязвимости ПО (2 лекция).docx
+++ b/Lections/Уязвимости ПО (2 лекция).docx
@@ -160,7 +160,6 @@
           <w:rFonts w:ascii="Times New Roman" w:hAnsi="Times New Roman" w:cs="Times New Roman"/>
           <w:sz w:val="28"/>
           <w:szCs w:val="28"/>
-          <w:lang w:val="en-US"/>
         </w:rPr>
       </w:pPr>
       <w:r>
@@ -187,7 +186,6 @@
           <w:rFonts w:ascii="Times New Roman" w:hAnsi="Times New Roman" w:cs="Times New Roman"/>
           <w:sz w:val="28"/>
           <w:szCs w:val="28"/>
-          <w:lang w:val="en-US"/>
         </w:rPr>
       </w:pPr>
       <w:r>
@@ -203,7 +201,6 @@
           <w:rFonts w:ascii="Times New Roman" w:hAnsi="Times New Roman" w:cs="Times New Roman"/>
           <w:sz w:val="28"/>
           <w:szCs w:val="28"/>
-          <w:lang w:val="en-US"/>
         </w:rPr>
         <w:t>:</w:t>
       </w:r>
@@ -214,7 +211,6 @@
           <w:rFonts w:ascii="Times New Roman" w:hAnsi="Times New Roman" w:cs="Times New Roman"/>
           <w:sz w:val="28"/>
           <w:szCs w:val="28"/>
-          <w:lang w:val="en-US"/>
         </w:rPr>
       </w:pPr>
       <w:r>
@@ -230,7 +226,6 @@
           <w:rFonts w:ascii="Times New Roman" w:hAnsi="Times New Roman" w:cs="Times New Roman"/>
           <w:sz w:val="28"/>
           <w:szCs w:val="28"/>
-          <w:lang w:val="en-US"/>
         </w:rPr>
         <w:t>:</w:t>
       </w:r>
@@ -764,7 +759,6 @@
           <w:rFonts w:ascii="Times New Roman" w:hAnsi="Times New Roman" w:cs="Times New Roman"/>
           <w:sz w:val="28"/>
           <w:szCs w:val="28"/>
-          <w:lang w:val="en-US"/>
         </w:rPr>
       </w:pPr>
       <w:r>
@@ -782,7 +776,6 @@
           <w:rFonts w:ascii="Times New Roman" w:hAnsi="Times New Roman" w:cs="Times New Roman"/>
           <w:sz w:val="28"/>
           <w:szCs w:val="28"/>
-          <w:lang w:val="en-US"/>
         </w:rPr>
       </w:pPr>
     </w:p>
@@ -1102,7 +1095,6 @@
           <w:rFonts w:ascii="Times New Roman" w:hAnsi="Times New Roman" w:cs="Times New Roman"/>
           <w:sz w:val="28"/>
           <w:szCs w:val="28"/>
-          <w:lang w:val="en-US"/>
         </w:rPr>
       </w:pPr>
     </w:p>
@@ -1353,25 +1345,70 @@
           <w:rFonts w:ascii="Times New Roman" w:hAnsi="Times New Roman" w:cs="Times New Roman"/>
           <w:sz w:val="28"/>
           <w:szCs w:val="28"/>
-          <w:lang w:val="en-US"/>
-        </w:rPr>
-      </w:pPr>
-      <w:r>
-        <w:rPr>
-          <w:rFonts w:ascii="Times New Roman" w:hAnsi="Times New Roman" w:cs="Times New Roman"/>
-          <w:b/>
-          <w:sz w:val="28"/>
-          <w:szCs w:val="28"/>
-          <w:lang w:val="en-US"/>
-        </w:rPr>
-        <w:t xml:space="preserve">DOM-based XSS </w:t>
-      </w:r>
-      <w:r>
-        <w:rPr>
-          <w:rFonts w:ascii="Times New Roman" w:hAnsi="Times New Roman" w:cs="Times New Roman"/>
-          <w:sz w:val="28"/>
-          <w:szCs w:val="28"/>
-          <w:lang w:val="en-US"/>
+        </w:rPr>
+      </w:pPr>
+      <w:r>
+        <w:rPr>
+          <w:rFonts w:ascii="Times New Roman" w:hAnsi="Times New Roman" w:cs="Times New Roman"/>
+          <w:b/>
+          <w:sz w:val="28"/>
+          <w:szCs w:val="28"/>
+          <w:lang w:val="en-US"/>
+        </w:rPr>
+        <w:t>DOM</w:t>
+      </w:r>
+      <w:r>
+        <w:rPr>
+          <w:rFonts w:ascii="Times New Roman" w:hAnsi="Times New Roman" w:cs="Times New Roman"/>
+          <w:b/>
+          <w:sz w:val="28"/>
+          <w:szCs w:val="28"/>
+        </w:rPr>
+        <w:t>-</w:t>
+      </w:r>
+      <w:r>
+        <w:rPr>
+          <w:rFonts w:ascii="Times New Roman" w:hAnsi="Times New Roman" w:cs="Times New Roman"/>
+          <w:b/>
+          <w:sz w:val="28"/>
+          <w:szCs w:val="28"/>
+          <w:lang w:val="en-US"/>
+        </w:rPr>
+        <w:t>based</w:t>
+      </w:r>
+      <w:r>
+        <w:rPr>
+          <w:rFonts w:ascii="Times New Roman" w:hAnsi="Times New Roman" w:cs="Times New Roman"/>
+          <w:b/>
+          <w:sz w:val="28"/>
+          <w:szCs w:val="28"/>
+        </w:rPr>
+        <w:t xml:space="preserve"> </w:t>
+      </w:r>
+      <w:r>
+        <w:rPr>
+          <w:rFonts w:ascii="Times New Roman" w:hAnsi="Times New Roman" w:cs="Times New Roman"/>
+          <w:b/>
+          <w:sz w:val="28"/>
+          <w:szCs w:val="28"/>
+          <w:lang w:val="en-US"/>
+        </w:rPr>
+        <w:t>XSS</w:t>
+      </w:r>
+      <w:r>
+        <w:rPr>
+          <w:rFonts w:ascii="Times New Roman" w:hAnsi="Times New Roman" w:cs="Times New Roman"/>
+          <w:b/>
+          <w:sz w:val="28"/>
+          <w:szCs w:val="28"/>
+        </w:rPr>
+        <w:t xml:space="preserve"> </w:t>
+      </w:r>
+      <w:r>
+        <w:rPr>
+          <w:rFonts w:ascii="Times New Roman" w:hAnsi="Times New Roman" w:cs="Times New Roman"/>
+          <w:sz w:val="28"/>
+          <w:szCs w:val="28"/>
         </w:rPr>
         <w:t>(объектная модель страницы)</w:t>
       </w:r>
@@ -1382,7 +1419,6 @@
           <w:rFonts w:ascii="Times New Roman" w:hAnsi="Times New Roman" w:cs="Times New Roman"/>
           <w:sz w:val="28"/>
           <w:szCs w:val="28"/>
-          <w:lang w:val="en-US"/>
         </w:rPr>
       </w:pPr>
       <w:proofErr w:type="spellStart"/>
@@ -1401,7 +1437,6 @@
           <w:rFonts w:ascii="Times New Roman" w:hAnsi="Times New Roman" w:cs="Times New Roman"/>
           <w:sz w:val="28"/>
           <w:szCs w:val="28"/>
-          <w:lang w:val="en-US"/>
         </w:rPr>
         <w:t xml:space="preserve">, </w:t>
       </w:r>
@@ -1421,11 +1456,9 @@
           <w:rFonts w:ascii="Times New Roman" w:hAnsi="Times New Roman" w:cs="Times New Roman"/>
           <w:sz w:val="28"/>
           <w:szCs w:val="28"/>
-          <w:lang w:val="en-US"/>
         </w:rPr>
         <w:t xml:space="preserve">, </w:t>
       </w:r>
-      <w:proofErr w:type="spellStart"/>
       <w:proofErr w:type="gramStart"/>
       <w:r>
         <w:rPr>
@@ -1434,9 +1467,25 @@
           <w:szCs w:val="28"/>
           <w:lang w:val="en-US"/>
         </w:rPr>
-        <w:t>document.write</w:t>
-      </w:r>
-      <w:proofErr w:type="spellEnd"/>
+        <w:t>document</w:t>
+      </w:r>
+      <w:r>
+        <w:rPr>
+          <w:rFonts w:ascii="Times New Roman" w:hAnsi="Times New Roman" w:cs="Times New Roman"/>
+          <w:sz w:val="28"/>
+          <w:szCs w:val="28"/>
+        </w:rPr>
+        <w:t>.</w:t>
+      </w:r>
+      <w:r>
+        <w:rPr>
+          <w:rFonts w:ascii="Times New Roman" w:hAnsi="Times New Roman" w:cs="Times New Roman"/>
+          <w:sz w:val="28"/>
+          <w:szCs w:val="28"/>
+          <w:lang w:val="en-US"/>
+        </w:rPr>
+        <w:t>write</w:t>
+      </w:r>
       <w:proofErr w:type="gramEnd"/>
     </w:p>
     <w:p>
@@ -1445,7 +1494,6 @@
           <w:rFonts w:ascii="Times New Roman" w:hAnsi="Times New Roman" w:cs="Times New Roman"/>
           <w:sz w:val="28"/>
           <w:szCs w:val="28"/>
-          <w:lang w:val="en-US"/>
         </w:rPr>
       </w:pPr>
     </w:p>
@@ -1724,7 +1772,7 @@
           <w:lang w:val="en-US"/>
         </w:rPr>
       </w:pPr>
-      <w:hyperlink r:id="rId5" w:history="1">
+      <w:hyperlink r:id="rId6" w:history="1">
         <w:r>
           <w:rPr>
             <w:rStyle w:val="a4"/>
@@ -1893,29 +1941,7 @@
           <w:szCs w:val="28"/>
           <w:lang w:val="en-US"/>
         </w:rPr>
-        <w:t>CSRF – C</w:t>
-      </w:r>
-      <w:proofErr w:type="spellStart"/>
-      <w:r>
-        <w:rPr>
-          <w:rFonts w:ascii="Times New Roman" w:hAnsi="Times New Roman" w:cs="Times New Roman"/>
-          <w:b/>
-          <w:sz w:val="28"/>
-          <w:szCs w:val="28"/>
-          <w:lang w:val="en-US"/>
-        </w:rPr>
-        <w:t>ross</w:t>
-      </w:r>
-      <w:proofErr w:type="spellEnd"/>
-      <w:r>
-        <w:rPr>
-          <w:rFonts w:ascii="Times New Roman" w:hAnsi="Times New Roman" w:cs="Times New Roman"/>
-          <w:b/>
-          <w:sz w:val="28"/>
-          <w:szCs w:val="28"/>
-          <w:lang w:val="en-US"/>
-        </w:rPr>
-        <w:t xml:space="preserve">-Site Request </w:t>
+        <w:t xml:space="preserve">CSRF – Cross-Site Request </w:t>
       </w:r>
       <w:proofErr w:type="spellStart"/>
       <w:r>
@@ -2229,8 +2255,1446 @@
         </w:rPr>
         <w:t>. Ограничивать список доступных команд. Использовать изолированную среду с минимумом прав.</w:t>
       </w:r>
+    </w:p>
+    <w:p>
+      <w:pPr>
+        <w:ind w:left="360"/>
+        <w:rPr>
+          <w:rFonts w:ascii="Times New Roman" w:hAnsi="Times New Roman" w:cs="Times New Roman"/>
+          <w:sz w:val="28"/>
+          <w:szCs w:val="28"/>
+        </w:rPr>
+      </w:pPr>
+    </w:p>
+    <w:p>
+      <w:pPr>
+        <w:pStyle w:val="a3"/>
+        <w:numPr>
+          <w:ilvl w:val="0"/>
+          <w:numId w:val="3"/>
+        </w:numPr>
+        <w:rPr>
+          <w:rFonts w:ascii="Times New Roman" w:hAnsi="Times New Roman" w:cs="Times New Roman"/>
+          <w:b/>
+          <w:sz w:val="28"/>
+          <w:szCs w:val="28"/>
+          <w:lang w:val="en-US"/>
+        </w:rPr>
+      </w:pPr>
+      <w:r>
+        <w:rPr>
+          <w:rFonts w:ascii="Times New Roman" w:hAnsi="Times New Roman" w:cs="Times New Roman"/>
+          <w:b/>
+          <w:sz w:val="28"/>
+          <w:szCs w:val="28"/>
+          <w:lang w:val="en-US"/>
+        </w:rPr>
+        <w:t>Path Traversal</w:t>
+      </w:r>
+    </w:p>
+    <w:p>
+      <w:pPr>
+        <w:ind w:left="360"/>
+        <w:rPr>
+          <w:rFonts w:ascii="Times New Roman" w:hAnsi="Times New Roman" w:cs="Times New Roman"/>
+          <w:sz w:val="28"/>
+          <w:szCs w:val="28"/>
+          <w:lang w:val="en-US"/>
+        </w:rPr>
+      </w:pPr>
+      <w:hyperlink r:id="rId7" w:history="1">
+        <w:r>
+          <w:rPr>
+            <w:rStyle w:val="a4"/>
+            <w:rFonts w:ascii="Times New Roman" w:hAnsi="Times New Roman" w:cs="Times New Roman"/>
+            <w:sz w:val="28"/>
+            <w:szCs w:val="28"/>
+            <w:lang w:val="en-US"/>
+          </w:rPr>
+          <w:t>https://mysite.ru/documents?query=././report.pdf</w:t>
+        </w:r>
+      </w:hyperlink>
+    </w:p>
+    <w:p>
+      <w:pPr>
+        <w:ind w:left="360"/>
+        <w:rPr>
+          <w:rFonts w:ascii="Times New Roman" w:hAnsi="Times New Roman" w:cs="Times New Roman"/>
+          <w:sz w:val="28"/>
+          <w:szCs w:val="28"/>
+        </w:rPr>
+      </w:pPr>
+      <w:r>
+        <w:rPr>
+          <w:rFonts w:ascii="Times New Roman" w:hAnsi="Times New Roman" w:cs="Times New Roman"/>
+          <w:sz w:val="28"/>
+          <w:szCs w:val="28"/>
+        </w:rPr>
+        <w:t>Защита – непрозрачные идентификаторы ресурсов. Запрещать доступ к другим каталогам.</w:t>
+      </w:r>
+    </w:p>
+    <w:p>
+      <w:pPr>
+        <w:ind w:left="360"/>
+        <w:rPr>
+          <w:rFonts w:ascii="Times New Roman" w:hAnsi="Times New Roman" w:cs="Times New Roman"/>
+          <w:sz w:val="28"/>
+          <w:szCs w:val="28"/>
+        </w:rPr>
+      </w:pPr>
+    </w:p>
+    <w:p>
+      <w:pPr>
+        <w:pStyle w:val="a3"/>
+        <w:numPr>
+          <w:ilvl w:val="0"/>
+          <w:numId w:val="3"/>
+        </w:numPr>
+        <w:rPr>
+          <w:rFonts w:ascii="Times New Roman" w:hAnsi="Times New Roman" w:cs="Times New Roman"/>
+          <w:b/>
+          <w:sz w:val="28"/>
+          <w:szCs w:val="28"/>
+          <w:lang w:val="en-US"/>
+        </w:rPr>
+      </w:pPr>
+      <w:proofErr w:type="spellStart"/>
+      <w:r>
+        <w:rPr>
+          <w:rFonts w:ascii="Times New Roman" w:hAnsi="Times New Roman" w:cs="Times New Roman"/>
+          <w:b/>
+          <w:sz w:val="28"/>
+          <w:szCs w:val="28"/>
+          <w:lang w:val="en-US"/>
+        </w:rPr>
+        <w:lastRenderedPageBreak/>
+        <w:t>Небезопасная</w:t>
+      </w:r>
+      <w:proofErr w:type="spellEnd"/>
+      <w:r>
+        <w:rPr>
+          <w:rFonts w:ascii="Times New Roman" w:hAnsi="Times New Roman" w:cs="Times New Roman"/>
+          <w:b/>
+          <w:sz w:val="28"/>
+          <w:szCs w:val="28"/>
+          <w:lang w:val="en-US"/>
+        </w:rPr>
+        <w:t xml:space="preserve"> </w:t>
+      </w:r>
+      <w:proofErr w:type="spellStart"/>
+      <w:r>
+        <w:rPr>
+          <w:rFonts w:ascii="Times New Roman" w:hAnsi="Times New Roman" w:cs="Times New Roman"/>
+          <w:b/>
+          <w:sz w:val="28"/>
+          <w:szCs w:val="28"/>
+          <w:lang w:val="en-US"/>
+        </w:rPr>
+        <w:t>загрузка</w:t>
+      </w:r>
+      <w:proofErr w:type="spellEnd"/>
+      <w:r>
+        <w:rPr>
+          <w:rFonts w:ascii="Times New Roman" w:hAnsi="Times New Roman" w:cs="Times New Roman"/>
+          <w:b/>
+          <w:sz w:val="28"/>
+          <w:szCs w:val="28"/>
+          <w:lang w:val="en-US"/>
+        </w:rPr>
+        <w:t xml:space="preserve"> </w:t>
+      </w:r>
+      <w:proofErr w:type="spellStart"/>
+      <w:r>
+        <w:rPr>
+          <w:rFonts w:ascii="Times New Roman" w:hAnsi="Times New Roman" w:cs="Times New Roman"/>
+          <w:b/>
+          <w:sz w:val="28"/>
+          <w:szCs w:val="28"/>
+          <w:lang w:val="en-US"/>
+        </w:rPr>
+        <w:t>файлов</w:t>
+      </w:r>
+      <w:proofErr w:type="spellEnd"/>
+    </w:p>
+    <w:p>
+      <w:pPr>
+        <w:ind w:left="360"/>
+        <w:rPr>
+          <w:rFonts w:ascii="Times New Roman" w:hAnsi="Times New Roman" w:cs="Times New Roman"/>
+          <w:sz w:val="28"/>
+          <w:szCs w:val="28"/>
+        </w:rPr>
+      </w:pPr>
+      <w:r>
+        <w:rPr>
+          <w:rFonts w:ascii="Times New Roman" w:hAnsi="Times New Roman" w:cs="Times New Roman"/>
+          <w:sz w:val="28"/>
+          <w:szCs w:val="28"/>
+        </w:rPr>
+        <w:t>Защита</w:t>
+      </w:r>
+      <w:r>
+        <w:rPr>
+          <w:rFonts w:ascii="Times New Roman" w:hAnsi="Times New Roman" w:cs="Times New Roman"/>
+          <w:sz w:val="28"/>
+          <w:szCs w:val="28"/>
+        </w:rPr>
+        <w:t xml:space="preserve"> – </w:t>
+      </w:r>
+      <w:r>
+        <w:rPr>
+          <w:rFonts w:ascii="Times New Roman" w:hAnsi="Times New Roman" w:cs="Times New Roman"/>
+          <w:sz w:val="28"/>
+          <w:szCs w:val="28"/>
+        </w:rPr>
+        <w:t>ограничение размера файла. Проверка типов и содержимого файлов. Хранение файлов в изолированном месте на сервере без прав на исполнение. Антивирусные проверки.</w:t>
+      </w:r>
+    </w:p>
+    <w:p>
+      <w:pPr>
+        <w:ind w:left="360"/>
+        <w:rPr>
+          <w:rFonts w:ascii="Times New Roman" w:hAnsi="Times New Roman" w:cs="Times New Roman"/>
+          <w:sz w:val="28"/>
+          <w:szCs w:val="28"/>
+        </w:rPr>
+      </w:pPr>
+    </w:p>
+    <w:p>
+      <w:pPr>
+        <w:pStyle w:val="a3"/>
+        <w:numPr>
+          <w:ilvl w:val="0"/>
+          <w:numId w:val="3"/>
+        </w:numPr>
+        <w:rPr>
+          <w:rFonts w:ascii="Times New Roman" w:hAnsi="Times New Roman" w:cs="Times New Roman"/>
+          <w:b/>
+          <w:sz w:val="28"/>
+          <w:szCs w:val="28"/>
+          <w:lang w:val="en-US"/>
+        </w:rPr>
+      </w:pPr>
+      <w:proofErr w:type="spellStart"/>
+      <w:r>
+        <w:rPr>
+          <w:rFonts w:ascii="Times New Roman" w:hAnsi="Times New Roman" w:cs="Times New Roman"/>
+          <w:b/>
+          <w:sz w:val="28"/>
+          <w:szCs w:val="28"/>
+          <w:lang w:val="en-US"/>
+        </w:rPr>
+        <w:t>Небезопасная</w:t>
+      </w:r>
+      <w:proofErr w:type="spellEnd"/>
+      <w:r>
+        <w:rPr>
+          <w:rFonts w:ascii="Times New Roman" w:hAnsi="Times New Roman" w:cs="Times New Roman"/>
+          <w:b/>
+          <w:sz w:val="28"/>
+          <w:szCs w:val="28"/>
+          <w:lang w:val="en-US"/>
+        </w:rPr>
+        <w:t xml:space="preserve"> </w:t>
+      </w:r>
+      <w:proofErr w:type="spellStart"/>
+      <w:r>
+        <w:rPr>
+          <w:rFonts w:ascii="Times New Roman" w:hAnsi="Times New Roman" w:cs="Times New Roman"/>
+          <w:b/>
+          <w:sz w:val="28"/>
+          <w:szCs w:val="28"/>
+          <w:lang w:val="en-US"/>
+        </w:rPr>
+        <w:t>десериализация</w:t>
+      </w:r>
+      <w:proofErr w:type="spellEnd"/>
+    </w:p>
+    <w:p>
+      <w:pPr>
+        <w:ind w:left="360"/>
+        <w:rPr>
+          <w:rFonts w:ascii="Times New Roman" w:hAnsi="Times New Roman" w:cs="Times New Roman"/>
+          <w:sz w:val="28"/>
+          <w:szCs w:val="28"/>
+        </w:rPr>
+      </w:pPr>
+      <w:r>
+        <w:rPr>
+          <w:rFonts w:ascii="Times New Roman" w:hAnsi="Times New Roman" w:cs="Times New Roman"/>
+          <w:sz w:val="28"/>
+          <w:szCs w:val="28"/>
+        </w:rPr>
+        <w:t>Защита</w:t>
+      </w:r>
+      <w:r>
+        <w:rPr>
+          <w:rFonts w:ascii="Times New Roman" w:hAnsi="Times New Roman" w:cs="Times New Roman"/>
+          <w:sz w:val="28"/>
+          <w:szCs w:val="28"/>
+        </w:rPr>
+        <w:t xml:space="preserve"> – использование явной схемы данных. Проверять поля. Проверять целостность данных.</w:t>
+      </w:r>
+    </w:p>
+    <w:p>
+      <w:pPr>
+        <w:ind w:left="360"/>
+        <w:rPr>
+          <w:rFonts w:ascii="Times New Roman" w:hAnsi="Times New Roman" w:cs="Times New Roman"/>
+          <w:sz w:val="28"/>
+          <w:szCs w:val="28"/>
+        </w:rPr>
+      </w:pPr>
+    </w:p>
+    <w:p>
+      <w:pPr>
+        <w:pStyle w:val="a3"/>
+        <w:numPr>
+          <w:ilvl w:val="0"/>
+          <w:numId w:val="3"/>
+        </w:numPr>
+        <w:rPr>
+          <w:rFonts w:ascii="Times New Roman" w:hAnsi="Times New Roman" w:cs="Times New Roman"/>
+          <w:b/>
+          <w:sz w:val="28"/>
+          <w:szCs w:val="28"/>
+          <w:lang w:val="en-US"/>
+        </w:rPr>
+      </w:pPr>
+      <w:r>
+        <w:rPr>
+          <w:rFonts w:ascii="Times New Roman" w:hAnsi="Times New Roman" w:cs="Times New Roman"/>
+          <w:b/>
+          <w:sz w:val="28"/>
+          <w:szCs w:val="28"/>
+          <w:lang w:val="en-US"/>
+        </w:rPr>
+        <w:t>SSRF – Server Site</w:t>
+      </w:r>
+      <w:r>
+        <w:rPr>
+          <w:rFonts w:ascii="Times New Roman" w:hAnsi="Times New Roman" w:cs="Times New Roman"/>
+          <w:b/>
+          <w:sz w:val="28"/>
+          <w:szCs w:val="28"/>
+          <w:lang w:val="en-US"/>
+        </w:rPr>
+        <w:t xml:space="preserve"> Request Forgery</w:t>
+      </w:r>
+    </w:p>
+    <w:p>
+      <w:pPr>
+        <w:ind w:left="360"/>
+        <w:rPr>
+          <w:rFonts w:ascii="Times New Roman" w:hAnsi="Times New Roman" w:cs="Times New Roman"/>
+          <w:sz w:val="28"/>
+          <w:szCs w:val="28"/>
+        </w:rPr>
+      </w:pPr>
+      <w:r>
+        <w:rPr>
+          <w:rFonts w:ascii="Times New Roman" w:hAnsi="Times New Roman" w:cs="Times New Roman"/>
+          <w:sz w:val="28"/>
+          <w:szCs w:val="28"/>
+        </w:rPr>
+        <w:t>Возможно, когда мы можем управлять адресами запросов, и заставить сервер обратиться от имени самого сервера к внутренним или внешним ресурсам</w:t>
+      </w:r>
+      <w:r>
+        <w:rPr>
+          <w:rFonts w:ascii="Times New Roman" w:hAnsi="Times New Roman" w:cs="Times New Roman"/>
+          <w:sz w:val="28"/>
+          <w:szCs w:val="28"/>
+        </w:rPr>
+        <w:t>.</w:t>
+      </w:r>
+    </w:p>
+    <w:p>
+      <w:pPr>
+        <w:ind w:left="360"/>
+        <w:rPr>
+          <w:rFonts w:ascii="Times New Roman" w:hAnsi="Times New Roman" w:cs="Times New Roman"/>
+          <w:sz w:val="28"/>
+          <w:szCs w:val="28"/>
+          <w:lang w:val="en-US"/>
+        </w:rPr>
+      </w:pPr>
+      <w:r>
+        <w:rPr>
+          <w:rFonts w:ascii="Times New Roman" w:hAnsi="Times New Roman" w:cs="Times New Roman"/>
+          <w:sz w:val="28"/>
+          <w:szCs w:val="28"/>
+        </w:rPr>
+        <w:t xml:space="preserve">Защита – </w:t>
+      </w:r>
+      <w:proofErr w:type="spellStart"/>
+      <w:r>
+        <w:rPr>
+          <w:rFonts w:ascii="Times New Roman" w:hAnsi="Times New Roman" w:cs="Times New Roman"/>
+          <w:sz w:val="28"/>
+          <w:szCs w:val="28"/>
+        </w:rPr>
+        <w:t>валидация</w:t>
+      </w:r>
+      <w:proofErr w:type="spellEnd"/>
+      <w:r>
+        <w:rPr>
+          <w:rFonts w:ascii="Times New Roman" w:hAnsi="Times New Roman" w:cs="Times New Roman"/>
+          <w:sz w:val="28"/>
+          <w:szCs w:val="28"/>
+        </w:rPr>
+        <w:t xml:space="preserve"> </w:t>
+      </w:r>
+      <w:proofErr w:type="spellStart"/>
+      <w:r>
+        <w:rPr>
+          <w:rFonts w:ascii="Times New Roman" w:hAnsi="Times New Roman" w:cs="Times New Roman"/>
+          <w:sz w:val="28"/>
+          <w:szCs w:val="28"/>
+        </w:rPr>
+        <w:t>url</w:t>
+      </w:r>
+      <w:proofErr w:type="spellEnd"/>
+      <w:r>
+        <w:rPr>
+          <w:rFonts w:ascii="Times New Roman" w:hAnsi="Times New Roman" w:cs="Times New Roman"/>
+          <w:sz w:val="28"/>
+          <w:szCs w:val="28"/>
+        </w:rPr>
+        <w:t xml:space="preserve">. </w:t>
+      </w:r>
+      <w:r>
+        <w:rPr>
+          <w:rFonts w:ascii="Times New Roman" w:hAnsi="Times New Roman" w:cs="Times New Roman"/>
+          <w:sz w:val="28"/>
+          <w:szCs w:val="28"/>
+        </w:rPr>
+        <w:t xml:space="preserve">Ограничивать список доступных хостов, портов, путей. По возможности разрешать только </w:t>
+      </w:r>
+      <w:proofErr w:type="spellStart"/>
+      <w:r>
+        <w:rPr>
+          <w:rFonts w:ascii="Times New Roman" w:hAnsi="Times New Roman" w:cs="Times New Roman"/>
+          <w:sz w:val="28"/>
+          <w:szCs w:val="28"/>
+        </w:rPr>
+        <w:t>https</w:t>
+      </w:r>
+      <w:proofErr w:type="spellEnd"/>
+      <w:r>
+        <w:rPr>
+          <w:rFonts w:ascii="Times New Roman" w:hAnsi="Times New Roman" w:cs="Times New Roman"/>
+          <w:sz w:val="28"/>
+          <w:szCs w:val="28"/>
+        </w:rPr>
+        <w:t xml:space="preserve">. </w:t>
+      </w:r>
+    </w:p>
+    <w:p>
+      <w:pPr>
+        <w:ind w:left="360"/>
+        <w:rPr>
+          <w:rFonts w:ascii="Times New Roman" w:hAnsi="Times New Roman" w:cs="Times New Roman"/>
+          <w:sz w:val="28"/>
+          <w:szCs w:val="28"/>
+        </w:rPr>
+      </w:pPr>
+    </w:p>
+    <w:p>
+      <w:pPr>
+        <w:pStyle w:val="a3"/>
+        <w:numPr>
+          <w:ilvl w:val="0"/>
+          <w:numId w:val="3"/>
+        </w:numPr>
+        <w:rPr>
+          <w:rFonts w:ascii="Times New Roman" w:hAnsi="Times New Roman" w:cs="Times New Roman"/>
+          <w:b/>
+          <w:sz w:val="28"/>
+          <w:szCs w:val="28"/>
+          <w:lang w:val="en-US"/>
+        </w:rPr>
+      </w:pPr>
+      <w:r>
+        <w:rPr>
+          <w:rFonts w:ascii="Times New Roman" w:hAnsi="Times New Roman" w:cs="Times New Roman"/>
+          <w:b/>
+          <w:sz w:val="28"/>
+          <w:szCs w:val="28"/>
+          <w:lang w:val="en-US"/>
+        </w:rPr>
+        <w:t xml:space="preserve">Уязвимые </w:t>
+      </w:r>
+      <w:proofErr w:type="spellStart"/>
+      <w:r>
+        <w:rPr>
+          <w:rFonts w:ascii="Times New Roman" w:hAnsi="Times New Roman" w:cs="Times New Roman"/>
+          <w:b/>
+          <w:sz w:val="28"/>
+          <w:szCs w:val="28"/>
+          <w:lang w:val="en-US"/>
+        </w:rPr>
+        <w:t>зависимости</w:t>
+      </w:r>
+      <w:proofErr w:type="spellEnd"/>
+      <w:r>
+        <w:rPr>
+          <w:rFonts w:ascii="Times New Roman" w:hAnsi="Times New Roman" w:cs="Times New Roman"/>
+          <w:b/>
+          <w:sz w:val="28"/>
+          <w:szCs w:val="28"/>
+          <w:lang w:val="en-US"/>
+        </w:rPr>
+        <w:t xml:space="preserve"> и </w:t>
+      </w:r>
+      <w:proofErr w:type="spellStart"/>
+      <w:r>
+        <w:rPr>
+          <w:rFonts w:ascii="Times New Roman" w:hAnsi="Times New Roman" w:cs="Times New Roman"/>
+          <w:b/>
+          <w:sz w:val="28"/>
+          <w:szCs w:val="28"/>
+          <w:lang w:val="en-US"/>
+        </w:rPr>
+        <w:t>цепочка</w:t>
+      </w:r>
+      <w:proofErr w:type="spellEnd"/>
+      <w:r>
+        <w:rPr>
+          <w:rFonts w:ascii="Times New Roman" w:hAnsi="Times New Roman" w:cs="Times New Roman"/>
+          <w:b/>
+          <w:sz w:val="28"/>
+          <w:szCs w:val="28"/>
+          <w:lang w:val="en-US"/>
+        </w:rPr>
+        <w:t xml:space="preserve"> </w:t>
+      </w:r>
+      <w:proofErr w:type="spellStart"/>
+      <w:r>
+        <w:rPr>
+          <w:rFonts w:ascii="Times New Roman" w:hAnsi="Times New Roman" w:cs="Times New Roman"/>
+          <w:b/>
+          <w:sz w:val="28"/>
+          <w:szCs w:val="28"/>
+          <w:lang w:val="en-US"/>
+        </w:rPr>
+        <w:t>поставок</w:t>
+      </w:r>
+      <w:proofErr w:type="spellEnd"/>
+    </w:p>
+    <w:p>
+      <w:pPr>
+        <w:ind w:left="360"/>
+        <w:rPr>
+          <w:rFonts w:ascii="Times New Roman" w:hAnsi="Times New Roman" w:cs="Times New Roman"/>
+          <w:sz w:val="28"/>
+          <w:szCs w:val="28"/>
+        </w:rPr>
+      </w:pPr>
+      <w:r>
+        <w:rPr>
+          <w:rFonts w:ascii="Times New Roman" w:hAnsi="Times New Roman" w:cs="Times New Roman"/>
+          <w:sz w:val="28"/>
+          <w:szCs w:val="28"/>
+        </w:rPr>
+        <w:t>Защита – фиксация версий библиотек. Удаление неиспользуемых зависимостей.</w:t>
+      </w:r>
+      <w:r>
+        <w:rPr>
+          <w:rFonts w:ascii="Times New Roman" w:hAnsi="Times New Roman" w:cs="Times New Roman"/>
+          <w:sz w:val="28"/>
+          <w:szCs w:val="28"/>
+        </w:rPr>
+        <w:t xml:space="preserve"> </w:t>
+      </w:r>
+      <w:r>
+        <w:rPr>
+          <w:rFonts w:ascii="Times New Roman" w:hAnsi="Times New Roman" w:cs="Times New Roman"/>
+          <w:sz w:val="28"/>
+          <w:szCs w:val="28"/>
+        </w:rPr>
+        <w:t>Проверять источники библиотек.</w:t>
+      </w:r>
+    </w:p>
+    <w:p>
+      <w:pPr>
+        <w:ind w:left="360"/>
+        <w:rPr>
+          <w:rFonts w:ascii="Times New Roman" w:hAnsi="Times New Roman" w:cs="Times New Roman"/>
+          <w:sz w:val="28"/>
+          <w:szCs w:val="28"/>
+        </w:rPr>
+      </w:pPr>
+    </w:p>
+    <w:p>
+      <w:pPr>
+        <w:pStyle w:val="a3"/>
+        <w:numPr>
+          <w:ilvl w:val="0"/>
+          <w:numId w:val="3"/>
+        </w:numPr>
+        <w:rPr>
+          <w:rFonts w:ascii="Times New Roman" w:hAnsi="Times New Roman" w:cs="Times New Roman"/>
+          <w:b/>
+          <w:sz w:val="28"/>
+          <w:szCs w:val="28"/>
+          <w:lang w:val="en-US"/>
+        </w:rPr>
+      </w:pPr>
+      <w:r>
+        <w:rPr>
+          <w:rFonts w:ascii="Times New Roman" w:hAnsi="Times New Roman" w:cs="Times New Roman"/>
+          <w:b/>
+          <w:sz w:val="28"/>
+          <w:szCs w:val="28"/>
+          <w:lang w:val="en-US"/>
+        </w:rPr>
+        <w:t>Security Misconfiguration</w:t>
+      </w:r>
+    </w:p>
+    <w:p>
+      <w:pPr>
+        <w:ind w:left="360"/>
+        <w:rPr>
+          <w:rFonts w:ascii="Times New Roman" w:hAnsi="Times New Roman" w:cs="Times New Roman"/>
+          <w:sz w:val="28"/>
+          <w:szCs w:val="28"/>
+        </w:rPr>
+      </w:pPr>
+      <w:r>
+        <w:rPr>
+          <w:rFonts w:ascii="Times New Roman" w:hAnsi="Times New Roman" w:cs="Times New Roman"/>
+          <w:sz w:val="28"/>
+          <w:szCs w:val="28"/>
+          <w:lang w:val="en-US"/>
+        </w:rPr>
+        <w:t>CORS</w:t>
+      </w:r>
+      <w:r>
+        <w:rPr>
+          <w:rFonts w:ascii="Times New Roman" w:hAnsi="Times New Roman" w:cs="Times New Roman"/>
+          <w:sz w:val="28"/>
+          <w:szCs w:val="28"/>
+        </w:rPr>
+        <w:t xml:space="preserve">, </w:t>
+      </w:r>
+      <w:r>
+        <w:rPr>
+          <w:rFonts w:ascii="Times New Roman" w:hAnsi="Times New Roman" w:cs="Times New Roman"/>
+          <w:sz w:val="28"/>
+          <w:szCs w:val="28"/>
+        </w:rPr>
+        <w:t xml:space="preserve">админ панели, стандартные пароли, режим отладки в </w:t>
+      </w:r>
+      <w:proofErr w:type="spellStart"/>
+      <w:r>
+        <w:rPr>
+          <w:rFonts w:ascii="Times New Roman" w:hAnsi="Times New Roman" w:cs="Times New Roman"/>
+          <w:sz w:val="28"/>
+          <w:szCs w:val="28"/>
+        </w:rPr>
+        <w:t>проде</w:t>
+      </w:r>
+      <w:proofErr w:type="spellEnd"/>
+      <w:r>
+        <w:rPr>
+          <w:rFonts w:ascii="Times New Roman" w:hAnsi="Times New Roman" w:cs="Times New Roman"/>
+          <w:sz w:val="28"/>
+          <w:szCs w:val="28"/>
+        </w:rPr>
+        <w:t>, службы, порты.</w:t>
+      </w:r>
+    </w:p>
+    <w:p>
+      <w:pPr>
+        <w:ind w:left="360"/>
+        <w:rPr>
+          <w:rFonts w:ascii="Times New Roman" w:hAnsi="Times New Roman" w:cs="Times New Roman"/>
+          <w:sz w:val="28"/>
+          <w:szCs w:val="28"/>
+        </w:rPr>
+      </w:pPr>
+      <w:r>
+        <w:rPr>
+          <w:rFonts w:ascii="Times New Roman" w:hAnsi="Times New Roman" w:cs="Times New Roman"/>
+          <w:sz w:val="28"/>
+          <w:szCs w:val="28"/>
+        </w:rPr>
+        <w:t xml:space="preserve">Защита – </w:t>
+      </w:r>
+      <w:r>
+        <w:rPr>
+          <w:rFonts w:ascii="Times New Roman" w:hAnsi="Times New Roman" w:cs="Times New Roman"/>
+          <w:sz w:val="28"/>
+          <w:szCs w:val="28"/>
+        </w:rPr>
+        <w:t>хранение конфигурации как код</w:t>
+      </w:r>
+    </w:p>
+    <w:p>
+      <w:pPr>
+        <w:ind w:left="360"/>
+        <w:rPr>
+          <w:rFonts w:ascii="Times New Roman" w:hAnsi="Times New Roman" w:cs="Times New Roman"/>
+          <w:sz w:val="28"/>
+          <w:szCs w:val="28"/>
+        </w:rPr>
+      </w:pPr>
+    </w:p>
+    <w:p>
+      <w:pPr>
+        <w:pStyle w:val="a3"/>
+        <w:numPr>
+          <w:ilvl w:val="0"/>
+          <w:numId w:val="3"/>
+        </w:numPr>
+        <w:rPr>
+          <w:rFonts w:ascii="Times New Roman" w:hAnsi="Times New Roman" w:cs="Times New Roman"/>
+          <w:b/>
+          <w:sz w:val="28"/>
+          <w:szCs w:val="28"/>
+          <w:lang w:val="en-US"/>
+        </w:rPr>
+      </w:pPr>
+      <w:proofErr w:type="spellStart"/>
+      <w:r>
+        <w:rPr>
+          <w:rFonts w:ascii="Times New Roman" w:hAnsi="Times New Roman" w:cs="Times New Roman"/>
+          <w:b/>
+          <w:sz w:val="28"/>
+          <w:szCs w:val="28"/>
+          <w:lang w:val="en-US"/>
+        </w:rPr>
+        <w:t>Утечки</w:t>
+      </w:r>
+      <w:proofErr w:type="spellEnd"/>
+      <w:r>
+        <w:rPr>
+          <w:rFonts w:ascii="Times New Roman" w:hAnsi="Times New Roman" w:cs="Times New Roman"/>
+          <w:b/>
+          <w:sz w:val="28"/>
+          <w:szCs w:val="28"/>
+          <w:lang w:val="en-US"/>
+        </w:rPr>
+        <w:t xml:space="preserve"> </w:t>
+      </w:r>
+      <w:proofErr w:type="spellStart"/>
+      <w:r>
+        <w:rPr>
+          <w:rFonts w:ascii="Times New Roman" w:hAnsi="Times New Roman" w:cs="Times New Roman"/>
+          <w:b/>
+          <w:sz w:val="28"/>
+          <w:szCs w:val="28"/>
+          <w:lang w:val="en-US"/>
+        </w:rPr>
+        <w:t>чувствительной</w:t>
+      </w:r>
+      <w:proofErr w:type="spellEnd"/>
+      <w:r>
+        <w:rPr>
+          <w:rFonts w:ascii="Times New Roman" w:hAnsi="Times New Roman" w:cs="Times New Roman"/>
+          <w:b/>
+          <w:sz w:val="28"/>
+          <w:szCs w:val="28"/>
+          <w:lang w:val="en-US"/>
+        </w:rPr>
+        <w:t xml:space="preserve"> </w:t>
+      </w:r>
+      <w:proofErr w:type="spellStart"/>
+      <w:r>
+        <w:rPr>
+          <w:rFonts w:ascii="Times New Roman" w:hAnsi="Times New Roman" w:cs="Times New Roman"/>
+          <w:b/>
+          <w:sz w:val="28"/>
+          <w:szCs w:val="28"/>
+          <w:lang w:val="en-US"/>
+        </w:rPr>
+        <w:t>информации</w:t>
+      </w:r>
+      <w:proofErr w:type="spellEnd"/>
+    </w:p>
+    <w:p>
+      <w:pPr>
+        <w:ind w:left="360"/>
+        <w:rPr>
+          <w:rFonts w:ascii="Times New Roman" w:hAnsi="Times New Roman" w:cs="Times New Roman"/>
+          <w:sz w:val="28"/>
+          <w:szCs w:val="28"/>
+        </w:rPr>
+      </w:pPr>
+      <w:r>
+        <w:rPr>
+          <w:rFonts w:ascii="Times New Roman" w:hAnsi="Times New Roman" w:cs="Times New Roman"/>
+          <w:sz w:val="28"/>
+          <w:szCs w:val="28"/>
+          <w:lang w:val="en-US"/>
+        </w:rPr>
+        <w:t>API</w:t>
+      </w:r>
+      <w:r>
+        <w:rPr>
+          <w:rFonts w:ascii="Times New Roman" w:hAnsi="Times New Roman" w:cs="Times New Roman"/>
+          <w:sz w:val="28"/>
+          <w:szCs w:val="28"/>
+        </w:rPr>
+        <w:t>-</w:t>
+      </w:r>
+      <w:r>
+        <w:rPr>
+          <w:rFonts w:ascii="Times New Roman" w:hAnsi="Times New Roman" w:cs="Times New Roman"/>
+          <w:sz w:val="28"/>
+          <w:szCs w:val="28"/>
+        </w:rPr>
+        <w:t xml:space="preserve">ключи, пароли, логины, </w:t>
+      </w:r>
+      <w:proofErr w:type="spellStart"/>
+      <w:r>
+        <w:rPr>
+          <w:rFonts w:ascii="Times New Roman" w:hAnsi="Times New Roman" w:cs="Times New Roman"/>
+          <w:sz w:val="28"/>
+          <w:szCs w:val="28"/>
+        </w:rPr>
+        <w:t>токены</w:t>
+      </w:r>
+      <w:proofErr w:type="spellEnd"/>
+      <w:r>
+        <w:rPr>
+          <w:rFonts w:ascii="Times New Roman" w:hAnsi="Times New Roman" w:cs="Times New Roman"/>
+          <w:sz w:val="28"/>
+          <w:szCs w:val="28"/>
+        </w:rPr>
+        <w:t>, адреса.</w:t>
+      </w:r>
+    </w:p>
+    <w:p>
+      <w:pPr>
+        <w:ind w:left="360"/>
+        <w:rPr>
+          <w:rFonts w:ascii="Times New Roman" w:hAnsi="Times New Roman" w:cs="Times New Roman"/>
+          <w:sz w:val="28"/>
+          <w:szCs w:val="28"/>
+        </w:rPr>
+      </w:pPr>
+      <w:r>
+        <w:rPr>
+          <w:rFonts w:ascii="Times New Roman" w:hAnsi="Times New Roman" w:cs="Times New Roman"/>
+          <w:sz w:val="28"/>
+          <w:szCs w:val="28"/>
+        </w:rPr>
+        <w:t>Защита</w:t>
+      </w:r>
+      <w:r>
+        <w:rPr>
+          <w:rFonts w:ascii="Times New Roman" w:hAnsi="Times New Roman" w:cs="Times New Roman"/>
+          <w:sz w:val="28"/>
+          <w:szCs w:val="28"/>
+        </w:rPr>
+        <w:t xml:space="preserve"> – </w:t>
+      </w:r>
+      <w:r>
+        <w:rPr>
+          <w:rFonts w:ascii="Times New Roman" w:hAnsi="Times New Roman" w:cs="Times New Roman"/>
+          <w:sz w:val="28"/>
+          <w:szCs w:val="28"/>
+        </w:rPr>
+        <w:t xml:space="preserve">разделение </w:t>
+      </w:r>
+      <w:r>
+        <w:rPr>
+          <w:rFonts w:ascii="Times New Roman" w:hAnsi="Times New Roman" w:cs="Times New Roman"/>
+          <w:sz w:val="28"/>
+          <w:szCs w:val="28"/>
+          <w:lang w:val="en-US"/>
+        </w:rPr>
+        <w:t>DEV</w:t>
+      </w:r>
+      <w:r>
+        <w:rPr>
+          <w:rFonts w:ascii="Times New Roman" w:hAnsi="Times New Roman" w:cs="Times New Roman"/>
+          <w:sz w:val="28"/>
+          <w:szCs w:val="28"/>
+        </w:rPr>
+        <w:t xml:space="preserve"> </w:t>
+      </w:r>
+      <w:r>
+        <w:rPr>
+          <w:rFonts w:ascii="Times New Roman" w:hAnsi="Times New Roman" w:cs="Times New Roman"/>
+          <w:sz w:val="28"/>
+          <w:szCs w:val="28"/>
+        </w:rPr>
+        <w:t xml:space="preserve">и реальных </w:t>
+      </w:r>
+      <w:proofErr w:type="spellStart"/>
+      <w:r>
+        <w:rPr>
+          <w:rFonts w:ascii="Times New Roman" w:hAnsi="Times New Roman" w:cs="Times New Roman"/>
+          <w:sz w:val="28"/>
+          <w:szCs w:val="28"/>
+        </w:rPr>
+        <w:t>конфигов</w:t>
+      </w:r>
+      <w:proofErr w:type="spellEnd"/>
+      <w:r>
+        <w:rPr>
+          <w:rFonts w:ascii="Times New Roman" w:hAnsi="Times New Roman" w:cs="Times New Roman"/>
+          <w:sz w:val="28"/>
+          <w:szCs w:val="28"/>
+        </w:rPr>
+        <w:t>.</w:t>
+      </w:r>
+      <w:r>
+        <w:rPr>
+          <w:rFonts w:ascii="Times New Roman" w:hAnsi="Times New Roman" w:cs="Times New Roman"/>
+          <w:sz w:val="28"/>
+          <w:szCs w:val="28"/>
+        </w:rPr>
+        <w:t xml:space="preserve"> Контролировать </w:t>
+      </w:r>
+      <w:proofErr w:type="spellStart"/>
+      <w:r>
+        <w:rPr>
+          <w:rFonts w:ascii="Times New Roman" w:hAnsi="Times New Roman" w:cs="Times New Roman"/>
+          <w:sz w:val="28"/>
+          <w:szCs w:val="28"/>
+        </w:rPr>
+        <w:t>сообщеия</w:t>
+      </w:r>
+      <w:proofErr w:type="spellEnd"/>
+      <w:r>
+        <w:rPr>
+          <w:rFonts w:ascii="Times New Roman" w:hAnsi="Times New Roman" w:cs="Times New Roman"/>
+          <w:sz w:val="28"/>
+          <w:szCs w:val="28"/>
+        </w:rPr>
+        <w:t xml:space="preserve"> об ошибках. Избегать избыточной информации.</w:t>
+      </w:r>
+    </w:p>
+    <w:p>
+      <w:pPr>
+        <w:ind w:left="360"/>
+        <w:rPr>
+          <w:rFonts w:ascii="Times New Roman" w:hAnsi="Times New Roman" w:cs="Times New Roman"/>
+          <w:sz w:val="28"/>
+          <w:szCs w:val="28"/>
+        </w:rPr>
+      </w:pPr>
+    </w:p>
+    <w:p>
+      <w:pPr>
+        <w:ind w:left="360"/>
+        <w:rPr>
+          <w:rFonts w:ascii="Times New Roman" w:hAnsi="Times New Roman" w:cs="Times New Roman"/>
+          <w:sz w:val="28"/>
+          <w:szCs w:val="28"/>
+        </w:rPr>
+      </w:pPr>
+    </w:p>
+    <w:p>
+      <w:pPr>
+        <w:pStyle w:val="a3"/>
+        <w:numPr>
+          <w:ilvl w:val="0"/>
+          <w:numId w:val="3"/>
+        </w:numPr>
+        <w:rPr>
+          <w:rFonts w:ascii="Times New Roman" w:hAnsi="Times New Roman" w:cs="Times New Roman"/>
+          <w:b/>
+          <w:sz w:val="28"/>
+          <w:szCs w:val="28"/>
+          <w:lang w:val="en-US"/>
+        </w:rPr>
+      </w:pPr>
+      <w:r>
+        <w:rPr>
+          <w:rFonts w:ascii="Times New Roman" w:hAnsi="Times New Roman" w:cs="Times New Roman"/>
+          <w:b/>
+          <w:sz w:val="28"/>
+          <w:szCs w:val="28"/>
+          <w:lang w:val="en-US"/>
+        </w:rPr>
+        <w:lastRenderedPageBreak/>
+        <w:t xml:space="preserve">Dos, </w:t>
+      </w:r>
+      <w:proofErr w:type="spellStart"/>
+      <w:r>
+        <w:rPr>
+          <w:rFonts w:ascii="Times New Roman" w:hAnsi="Times New Roman" w:cs="Times New Roman"/>
+          <w:b/>
+          <w:sz w:val="28"/>
+          <w:szCs w:val="28"/>
+          <w:lang w:val="en-US"/>
+        </w:rPr>
+        <w:t>DDos</w:t>
+      </w:r>
+      <w:proofErr w:type="spellEnd"/>
+      <w:r>
+        <w:rPr>
+          <w:rFonts w:ascii="Times New Roman" w:hAnsi="Times New Roman" w:cs="Times New Roman"/>
+          <w:b/>
+          <w:sz w:val="28"/>
+          <w:szCs w:val="28"/>
+          <w:lang w:val="en-US"/>
+        </w:rPr>
+        <w:t xml:space="preserve">, </w:t>
+      </w:r>
+      <w:r>
+        <w:rPr>
+          <w:rFonts w:ascii="Times New Roman" w:hAnsi="Times New Roman" w:cs="Times New Roman"/>
+          <w:b/>
+          <w:sz w:val="28"/>
+          <w:szCs w:val="28"/>
+        </w:rPr>
+        <w:t>алгоритмические уязвимости</w:t>
+      </w:r>
+    </w:p>
+    <w:p>
+      <w:pPr>
+        <w:ind w:left="360"/>
+        <w:rPr>
+          <w:rFonts w:ascii="Times New Roman" w:hAnsi="Times New Roman" w:cs="Times New Roman"/>
+          <w:sz w:val="28"/>
+          <w:szCs w:val="28"/>
+        </w:rPr>
+      </w:pPr>
+      <w:r>
+        <w:rPr>
+          <w:rFonts w:ascii="Times New Roman" w:hAnsi="Times New Roman" w:cs="Times New Roman"/>
+          <w:sz w:val="28"/>
+          <w:szCs w:val="28"/>
+        </w:rPr>
+        <w:t>Защита</w:t>
+      </w:r>
+      <w:r>
+        <w:rPr>
+          <w:rFonts w:ascii="Times New Roman" w:hAnsi="Times New Roman" w:cs="Times New Roman"/>
+          <w:sz w:val="28"/>
+          <w:szCs w:val="28"/>
+        </w:rPr>
+        <w:t xml:space="preserve"> – вывод слишком большого количества данных. </w:t>
+      </w:r>
+      <w:r>
+        <w:rPr>
+          <w:rFonts w:ascii="Times New Roman" w:hAnsi="Times New Roman" w:cs="Times New Roman"/>
+          <w:sz w:val="28"/>
+          <w:szCs w:val="28"/>
+          <w:lang w:val="en-US"/>
+        </w:rPr>
+        <w:t>Rate</w:t>
+      </w:r>
+      <w:r>
+        <w:rPr>
+          <w:rFonts w:ascii="Times New Roman" w:hAnsi="Times New Roman" w:cs="Times New Roman"/>
+          <w:sz w:val="28"/>
+          <w:szCs w:val="28"/>
+        </w:rPr>
+        <w:t xml:space="preserve"> </w:t>
+      </w:r>
+      <w:r>
+        <w:rPr>
+          <w:rFonts w:ascii="Times New Roman" w:hAnsi="Times New Roman" w:cs="Times New Roman"/>
+          <w:sz w:val="28"/>
+          <w:szCs w:val="28"/>
+          <w:lang w:val="en-US"/>
+        </w:rPr>
+        <w:t>Limiting</w:t>
+      </w:r>
+      <w:r>
+        <w:rPr>
+          <w:rFonts w:ascii="Times New Roman" w:hAnsi="Times New Roman" w:cs="Times New Roman"/>
+          <w:sz w:val="28"/>
+          <w:szCs w:val="28"/>
+        </w:rPr>
+        <w:t xml:space="preserve">, </w:t>
+      </w:r>
+      <w:r>
+        <w:rPr>
+          <w:rFonts w:ascii="Times New Roman" w:hAnsi="Times New Roman" w:cs="Times New Roman"/>
+          <w:sz w:val="28"/>
+          <w:szCs w:val="28"/>
+        </w:rPr>
+        <w:t>квоты, таймауты, очереди. Разделение ресурсов.</w:t>
+      </w:r>
+    </w:p>
+    <w:p>
+      <w:pPr>
+        <w:ind w:left="360"/>
+        <w:rPr>
+          <w:rFonts w:ascii="Times New Roman" w:hAnsi="Times New Roman" w:cs="Times New Roman"/>
+          <w:sz w:val="28"/>
+          <w:szCs w:val="28"/>
+        </w:rPr>
+      </w:pPr>
+    </w:p>
+    <w:p>
+      <w:pPr>
+        <w:pStyle w:val="a3"/>
+        <w:numPr>
+          <w:ilvl w:val="0"/>
+          <w:numId w:val="3"/>
+        </w:numPr>
+        <w:rPr>
+          <w:rFonts w:ascii="Times New Roman" w:hAnsi="Times New Roman" w:cs="Times New Roman"/>
+          <w:b/>
+          <w:sz w:val="28"/>
+          <w:szCs w:val="28"/>
+          <w:lang w:val="en-US"/>
+        </w:rPr>
+      </w:pPr>
+      <w:proofErr w:type="spellStart"/>
+      <w:r>
+        <w:rPr>
+          <w:rFonts w:ascii="Times New Roman" w:hAnsi="Times New Roman" w:cs="Times New Roman"/>
+          <w:b/>
+          <w:sz w:val="28"/>
+          <w:szCs w:val="28"/>
+          <w:lang w:val="en-US"/>
+        </w:rPr>
+        <w:t>Уязвимости</w:t>
+      </w:r>
+      <w:proofErr w:type="spellEnd"/>
+      <w:r>
+        <w:rPr>
+          <w:rFonts w:ascii="Times New Roman" w:hAnsi="Times New Roman" w:cs="Times New Roman"/>
+          <w:b/>
+          <w:sz w:val="28"/>
+          <w:szCs w:val="28"/>
+          <w:lang w:val="en-US"/>
+        </w:rPr>
+        <w:t xml:space="preserve"> </w:t>
+      </w:r>
+      <w:proofErr w:type="spellStart"/>
+      <w:r>
+        <w:rPr>
+          <w:rFonts w:ascii="Times New Roman" w:hAnsi="Times New Roman" w:cs="Times New Roman"/>
+          <w:b/>
+          <w:sz w:val="28"/>
+          <w:szCs w:val="28"/>
+          <w:lang w:val="en-US"/>
+        </w:rPr>
+        <w:t>бизнес-логики</w:t>
+      </w:r>
+      <w:proofErr w:type="spellEnd"/>
+    </w:p>
+    <w:p>
+      <w:pPr>
+        <w:ind w:left="360"/>
+        <w:rPr>
+          <w:rFonts w:ascii="Times New Roman" w:hAnsi="Times New Roman" w:cs="Times New Roman"/>
+          <w:sz w:val="28"/>
+          <w:szCs w:val="28"/>
+        </w:rPr>
+      </w:pPr>
+      <w:r>
+        <w:rPr>
+          <w:rFonts w:ascii="Times New Roman" w:hAnsi="Times New Roman" w:cs="Times New Roman"/>
+          <w:sz w:val="28"/>
+          <w:szCs w:val="28"/>
+        </w:rPr>
+        <w:t>Защита – тщательное проектирование</w:t>
+      </w:r>
+    </w:p>
+    <w:p>
+      <w:pPr>
+        <w:ind w:left="360"/>
+        <w:rPr>
+          <w:rFonts w:ascii="Times New Roman" w:hAnsi="Times New Roman" w:cs="Times New Roman"/>
+          <w:sz w:val="28"/>
+          <w:szCs w:val="28"/>
+        </w:rPr>
+      </w:pPr>
       <w:bookmarkStart w:id="0" w:name="_GoBack"/>
       <w:bookmarkEnd w:id="0"/>
+    </w:p>
+    <w:p>
+      <w:pPr>
+        <w:ind w:left="360"/>
+        <w:rPr>
+          <w:rFonts w:ascii="Times New Roman" w:hAnsi="Times New Roman" w:cs="Times New Roman"/>
+          <w:sz w:val="28"/>
+          <w:szCs w:val="28"/>
+        </w:rPr>
+      </w:pPr>
+    </w:p>
+    <w:p>
+      <w:pPr>
+        <w:rPr>
+          <w:rFonts w:ascii="Times New Roman" w:hAnsi="Times New Roman" w:cs="Times New Roman"/>
+          <w:sz w:val="28"/>
+          <w:szCs w:val="28"/>
+          <w:lang w:val="en-US"/>
+        </w:rPr>
+      </w:pPr>
+      <w:r>
+        <w:rPr>
+          <w:rFonts w:ascii="Times New Roman" w:hAnsi="Times New Roman" w:cs="Times New Roman"/>
+          <w:sz w:val="28"/>
+          <w:szCs w:val="28"/>
+        </w:rPr>
+        <w:t>Принципы безопасного проектирования</w:t>
+      </w:r>
+      <w:r>
+        <w:rPr>
+          <w:rFonts w:ascii="Times New Roman" w:hAnsi="Times New Roman" w:cs="Times New Roman"/>
+          <w:sz w:val="28"/>
+          <w:szCs w:val="28"/>
+          <w:lang w:val="en-US"/>
+        </w:rPr>
+        <w:t>:</w:t>
+      </w:r>
+    </w:p>
+    <w:p>
+      <w:pPr>
+        <w:pStyle w:val="a3"/>
+        <w:numPr>
+          <w:ilvl w:val="0"/>
+          <w:numId w:val="4"/>
+        </w:numPr>
+        <w:rPr>
+          <w:rFonts w:ascii="Times New Roman" w:hAnsi="Times New Roman" w:cs="Times New Roman"/>
+          <w:sz w:val="28"/>
+          <w:szCs w:val="28"/>
+        </w:rPr>
+      </w:pPr>
+      <w:r>
+        <w:rPr>
+          <w:rFonts w:ascii="Times New Roman" w:hAnsi="Times New Roman" w:cs="Times New Roman"/>
+          <w:sz w:val="28"/>
+          <w:szCs w:val="28"/>
+          <w:lang w:val="en-US"/>
+        </w:rPr>
+        <w:t>Defense</w:t>
+      </w:r>
+      <w:r>
+        <w:rPr>
+          <w:rFonts w:ascii="Times New Roman" w:hAnsi="Times New Roman" w:cs="Times New Roman"/>
+          <w:sz w:val="28"/>
+          <w:szCs w:val="28"/>
+        </w:rPr>
+        <w:t xml:space="preserve"> </w:t>
+      </w:r>
+      <w:r>
+        <w:rPr>
+          <w:rFonts w:ascii="Times New Roman" w:hAnsi="Times New Roman" w:cs="Times New Roman"/>
+          <w:sz w:val="28"/>
+          <w:szCs w:val="28"/>
+          <w:lang w:val="en-US"/>
+        </w:rPr>
+        <w:t>in</w:t>
+      </w:r>
+      <w:r>
+        <w:rPr>
+          <w:rFonts w:ascii="Times New Roman" w:hAnsi="Times New Roman" w:cs="Times New Roman"/>
+          <w:sz w:val="28"/>
+          <w:szCs w:val="28"/>
+        </w:rPr>
+        <w:t xml:space="preserve"> </w:t>
+      </w:r>
+      <w:r>
+        <w:rPr>
+          <w:rFonts w:ascii="Times New Roman" w:hAnsi="Times New Roman" w:cs="Times New Roman"/>
+          <w:sz w:val="28"/>
+          <w:szCs w:val="28"/>
+          <w:lang w:val="en-US"/>
+        </w:rPr>
+        <w:t>Depth</w:t>
+      </w:r>
+      <w:r>
+        <w:rPr>
+          <w:rFonts w:ascii="Times New Roman" w:hAnsi="Times New Roman" w:cs="Times New Roman"/>
+          <w:sz w:val="28"/>
+          <w:szCs w:val="28"/>
+        </w:rPr>
+        <w:t xml:space="preserve"> – </w:t>
+      </w:r>
+      <w:r>
+        <w:rPr>
+          <w:rFonts w:ascii="Times New Roman" w:hAnsi="Times New Roman" w:cs="Times New Roman"/>
+          <w:sz w:val="28"/>
+          <w:szCs w:val="28"/>
+        </w:rPr>
+        <w:t>эшелонированная защита (несколько слоёв защиты)</w:t>
+      </w:r>
+      <w:r>
+        <w:rPr>
+          <w:rFonts w:ascii="Times New Roman" w:hAnsi="Times New Roman" w:cs="Times New Roman"/>
+          <w:sz w:val="28"/>
+          <w:szCs w:val="28"/>
+        </w:rPr>
+        <w:t>;</w:t>
+      </w:r>
+    </w:p>
+    <w:p>
+      <w:pPr>
+        <w:pStyle w:val="a3"/>
+        <w:numPr>
+          <w:ilvl w:val="0"/>
+          <w:numId w:val="4"/>
+        </w:numPr>
+        <w:rPr>
+          <w:rFonts w:ascii="Times New Roman" w:hAnsi="Times New Roman" w:cs="Times New Roman"/>
+          <w:sz w:val="28"/>
+          <w:szCs w:val="28"/>
+        </w:rPr>
+      </w:pPr>
+      <w:r>
+        <w:rPr>
+          <w:rFonts w:ascii="Times New Roman" w:hAnsi="Times New Roman" w:cs="Times New Roman"/>
+          <w:sz w:val="28"/>
+          <w:szCs w:val="28"/>
+          <w:lang w:val="en-US"/>
+        </w:rPr>
+        <w:t xml:space="preserve">Least Privilege – </w:t>
+      </w:r>
+      <w:r>
+        <w:rPr>
+          <w:rFonts w:ascii="Times New Roman" w:hAnsi="Times New Roman" w:cs="Times New Roman"/>
+          <w:sz w:val="28"/>
+          <w:szCs w:val="28"/>
+        </w:rPr>
+        <w:t>минимальные привилегии;</w:t>
+      </w:r>
+    </w:p>
+    <w:p>
+      <w:pPr>
+        <w:pStyle w:val="a3"/>
+        <w:numPr>
+          <w:ilvl w:val="0"/>
+          <w:numId w:val="4"/>
+        </w:numPr>
+        <w:rPr>
+          <w:rFonts w:ascii="Times New Roman" w:hAnsi="Times New Roman" w:cs="Times New Roman"/>
+          <w:sz w:val="28"/>
+          <w:szCs w:val="28"/>
+        </w:rPr>
+      </w:pPr>
+      <w:r>
+        <w:rPr>
+          <w:rFonts w:ascii="Times New Roman" w:hAnsi="Times New Roman" w:cs="Times New Roman"/>
+          <w:sz w:val="28"/>
+          <w:szCs w:val="28"/>
+          <w:lang w:val="en-US"/>
+        </w:rPr>
+        <w:t>Secure</w:t>
+      </w:r>
+      <w:r>
+        <w:rPr>
+          <w:rFonts w:ascii="Times New Roman" w:hAnsi="Times New Roman" w:cs="Times New Roman"/>
+          <w:sz w:val="28"/>
+          <w:szCs w:val="28"/>
+        </w:rPr>
+        <w:t xml:space="preserve"> </w:t>
+      </w:r>
+      <w:r>
+        <w:rPr>
+          <w:rFonts w:ascii="Times New Roman" w:hAnsi="Times New Roman" w:cs="Times New Roman"/>
+          <w:sz w:val="28"/>
+          <w:szCs w:val="28"/>
+          <w:lang w:val="en-US"/>
+        </w:rPr>
+        <w:t>by</w:t>
+      </w:r>
+      <w:r>
+        <w:rPr>
+          <w:rFonts w:ascii="Times New Roman" w:hAnsi="Times New Roman" w:cs="Times New Roman"/>
+          <w:sz w:val="28"/>
+          <w:szCs w:val="28"/>
+        </w:rPr>
+        <w:t xml:space="preserve"> </w:t>
+      </w:r>
+      <w:r>
+        <w:rPr>
+          <w:rFonts w:ascii="Times New Roman" w:hAnsi="Times New Roman" w:cs="Times New Roman"/>
+          <w:sz w:val="28"/>
+          <w:szCs w:val="28"/>
+          <w:lang w:val="en-US"/>
+        </w:rPr>
+        <w:t>Default</w:t>
+      </w:r>
+      <w:r>
+        <w:rPr>
+          <w:rFonts w:ascii="Times New Roman" w:hAnsi="Times New Roman" w:cs="Times New Roman"/>
+          <w:sz w:val="28"/>
+          <w:szCs w:val="28"/>
+        </w:rPr>
+        <w:t xml:space="preserve"> – </w:t>
+      </w:r>
+      <w:r>
+        <w:rPr>
+          <w:rFonts w:ascii="Times New Roman" w:hAnsi="Times New Roman" w:cs="Times New Roman"/>
+          <w:sz w:val="28"/>
+          <w:szCs w:val="28"/>
+        </w:rPr>
+        <w:t>безопасность по умолчанию</w:t>
+      </w:r>
+      <w:r>
+        <w:rPr>
+          <w:rFonts w:ascii="Times New Roman" w:hAnsi="Times New Roman" w:cs="Times New Roman"/>
+          <w:sz w:val="28"/>
+          <w:szCs w:val="28"/>
+        </w:rPr>
+        <w:t>;</w:t>
+      </w:r>
+    </w:p>
+    <w:p>
+      <w:pPr>
+        <w:pStyle w:val="a3"/>
+        <w:numPr>
+          <w:ilvl w:val="0"/>
+          <w:numId w:val="4"/>
+        </w:numPr>
+        <w:rPr>
+          <w:rFonts w:ascii="Times New Roman" w:hAnsi="Times New Roman" w:cs="Times New Roman"/>
+          <w:sz w:val="28"/>
+          <w:szCs w:val="28"/>
+        </w:rPr>
+      </w:pPr>
+      <w:r>
+        <w:rPr>
+          <w:rFonts w:ascii="Times New Roman" w:hAnsi="Times New Roman" w:cs="Times New Roman"/>
+          <w:sz w:val="28"/>
+          <w:szCs w:val="28"/>
+          <w:lang w:val="en-US"/>
+        </w:rPr>
+        <w:t xml:space="preserve">Fail Securely – </w:t>
+      </w:r>
+      <w:r>
+        <w:rPr>
+          <w:rFonts w:ascii="Times New Roman" w:hAnsi="Times New Roman" w:cs="Times New Roman"/>
+          <w:sz w:val="28"/>
+          <w:szCs w:val="28"/>
+        </w:rPr>
+        <w:t>безопасные ошибки</w:t>
+      </w:r>
+      <w:r>
+        <w:rPr>
+          <w:rFonts w:ascii="Times New Roman" w:hAnsi="Times New Roman" w:cs="Times New Roman"/>
+          <w:sz w:val="28"/>
+          <w:szCs w:val="28"/>
+          <w:lang w:val="en-US"/>
+        </w:rPr>
+        <w:t>;</w:t>
+      </w:r>
+    </w:p>
+    <w:p>
+      <w:pPr>
+        <w:pStyle w:val="a3"/>
+        <w:numPr>
+          <w:ilvl w:val="0"/>
+          <w:numId w:val="4"/>
+        </w:numPr>
+        <w:rPr>
+          <w:rFonts w:ascii="Times New Roman" w:hAnsi="Times New Roman" w:cs="Times New Roman"/>
+          <w:sz w:val="28"/>
+          <w:szCs w:val="28"/>
+        </w:rPr>
+      </w:pPr>
+      <w:r>
+        <w:rPr>
+          <w:rFonts w:ascii="Times New Roman" w:hAnsi="Times New Roman" w:cs="Times New Roman"/>
+          <w:sz w:val="28"/>
+          <w:szCs w:val="28"/>
+        </w:rPr>
+        <w:t>Минимизация сложности</w:t>
+      </w:r>
     </w:p>
     <w:sectPr>
       <w:pgSz w:w="11906" w:h="16838"/>
@@ -2245,6 +3709,119 @@
 <file path=word/numbering.xml><?xml version="1.0" encoding="utf-8"?>
 <w:numbering xmlns:wpc="http://schemas.microsoft.com/office/word/2010/wordprocessingCanvas" xmlns:cx="http://schemas.microsoft.com/office/drawing/2014/chartex" xmlns:mc="http://schemas.openxmlformats.org/markup-compatibility/2006" xmlns:o="urn:schemas-microsoft-com:office:office" xmlns:r="http://schemas.openxmlformats.org/officeDocument/2006/relationships" xmlns:m="http://schemas.openxmlformats.org/officeDocument/2006/math" xmlns:v="urn:schemas-microsoft-com:vml" xmlns:wp14="http://schemas.microsoft.com/office/word/2010/wordprocessingDrawing" xmlns:wp="http://schemas.openxmlformats.org/drawingml/2006/wordprocessingDrawing" xmlns:w10="urn:schemas-microsoft-com:office:word" xmlns:w="http://schemas.openxmlformats.org/wordprocessingml/2006/main" xmlns:w14="http://schemas.microsoft.com/office/word/2010/wordml" xmlns:w15="http://schemas.microsoft.com/office/word/2012/wordml" xmlns:w16se="http://schemas.microsoft.com/office/word/2015/wordml/symex" xmlns:wpg="http://schemas.microsoft.com/office/word/2010/wordprocessingGroup" xmlns:wpi="http://schemas.microsoft.com/office/word/2010/wordprocessingInk" xmlns:wne="http://schemas.microsoft.com/office/word/2006/wordml" xmlns:wps="http://schemas.microsoft.com/office/word/2010/wordprocessingShape" mc:Ignorable="w14 w15 w16se wp14">
   <w:abstractNum w:abstractNumId="0" w15:restartNumberingAfterBreak="0">
+    <w:nsid w:val="08293F56"/>
+    <w:multiLevelType w:val="hybridMultilevel"/>
+    <w:tmpl w:val="1D14E9E0"/>
+    <w:lvl w:ilvl="0" w:tplc="04190001">
+      <w:start w:val="1"/>
+      <w:numFmt w:val="bullet"/>
+      <w:lvlText w:val=""/>
+      <w:lvlJc w:val="left"/>
+      <w:pPr>
+        <w:ind w:left="720" w:hanging="360"/>
+      </w:pPr>
+      <w:rPr>
+        <w:rFonts w:ascii="Symbol" w:hAnsi="Symbol" w:hint="default"/>
+      </w:rPr>
+    </w:lvl>
+    <w:lvl w:ilvl="1" w:tplc="04190003" w:tentative="1">
+      <w:start w:val="1"/>
+      <w:numFmt w:val="bullet"/>
+      <w:lvlText w:val="o"/>
+      <w:lvlJc w:val="left"/>
+      <w:pPr>
+        <w:ind w:left="1440" w:hanging="360"/>
+      </w:pPr>
+      <w:rPr>
+        <w:rFonts w:ascii="Courier New" w:hAnsi="Courier New" w:cs="Courier New" w:hint="default"/>
+      </w:rPr>
+    </w:lvl>
+    <w:lvl w:ilvl="2" w:tplc="04190005" w:tentative="1">
+      <w:start w:val="1"/>
+      <w:numFmt w:val="bullet"/>
+      <w:lvlText w:val=""/>
+      <w:lvlJc w:val="left"/>
+      <w:pPr>
+        <w:ind w:left="2160" w:hanging="360"/>
+      </w:pPr>
+      <w:rPr>
+        <w:rFonts w:ascii="Wingdings" w:hAnsi="Wingdings" w:hint="default"/>
+      </w:rPr>
+    </w:lvl>
+    <w:lvl w:ilvl="3" w:tplc="04190001" w:tentative="1">
+      <w:start w:val="1"/>
+      <w:numFmt w:val="bullet"/>
+      <w:lvlText w:val=""/>
+      <w:lvlJc w:val="left"/>
+      <w:pPr>
+        <w:ind w:left="2880" w:hanging="360"/>
+      </w:pPr>
+      <w:rPr>
+        <w:rFonts w:ascii="Symbol" w:hAnsi="Symbol" w:hint="default"/>
+      </w:rPr>
+    </w:lvl>
+    <w:lvl w:ilvl="4" w:tplc="04190003" w:tentative="1">
+      <w:start w:val="1"/>
+      <w:numFmt w:val="bullet"/>
+      <w:lvlText w:val="o"/>
+      <w:lvlJc w:val="left"/>
+      <w:pPr>
+        <w:ind w:left="3600" w:hanging="360"/>
+      </w:pPr>
+      <w:rPr>
+        <w:rFonts w:ascii="Courier New" w:hAnsi="Courier New" w:cs="Courier New" w:hint="default"/>
+      </w:rPr>
+    </w:lvl>
+    <w:lvl w:ilvl="5" w:tplc="04190005" w:tentative="1">
+      <w:start w:val="1"/>
+      <w:numFmt w:val="bullet"/>
+      <w:lvlText w:val=""/>
+      <w:lvlJc w:val="left"/>
+      <w:pPr>
+        <w:ind w:left="4320" w:hanging="360"/>
+      </w:pPr>
+      <w:rPr>
+        <w:rFonts w:ascii="Wingdings" w:hAnsi="Wingdings" w:hint="default"/>
+      </w:rPr>
+    </w:lvl>
+    <w:lvl w:ilvl="6" w:tplc="04190001" w:tentative="1">
+      <w:start w:val="1"/>
+      <w:numFmt w:val="bullet"/>
+      <w:lvlText w:val=""/>
+      <w:lvlJc w:val="left"/>
+      <w:pPr>
+        <w:ind w:left="5040" w:hanging="360"/>
+      </w:pPr>
+      <w:rPr>
+        <w:rFonts w:ascii="Symbol" w:hAnsi="Symbol" w:hint="default"/>
+      </w:rPr>
+    </w:lvl>
+    <w:lvl w:ilvl="7" w:tplc="04190003" w:tentative="1">
+      <w:start w:val="1"/>
+      <w:numFmt w:val="bullet"/>
+      <w:lvlText w:val="o"/>
+      <w:lvlJc w:val="left"/>
+      <w:pPr>
+        <w:ind w:left="5760" w:hanging="360"/>
+      </w:pPr>
+      <w:rPr>
+        <w:rFonts w:ascii="Courier New" w:hAnsi="Courier New" w:cs="Courier New" w:hint="default"/>
+      </w:rPr>
+    </w:lvl>
+    <w:lvl w:ilvl="8" w:tplc="04190005" w:tentative="1">
+      <w:start w:val="1"/>
+      <w:numFmt w:val="bullet"/>
+      <w:lvlText w:val=""/>
+      <w:lvlJc w:val="left"/>
+      <w:pPr>
+        <w:ind w:left="6480" w:hanging="360"/>
+      </w:pPr>
+      <w:rPr>
+        <w:rFonts w:ascii="Wingdings" w:hAnsi="Wingdings" w:hint="default"/>
+      </w:rPr>
+    </w:lvl>
+  </w:abstractNum>
+  <w:abstractNum w:abstractNumId="1" w15:restartNumberingAfterBreak="0">
     <w:nsid w:val="52B10F7A"/>
     <w:multiLevelType w:val="hybridMultilevel"/>
     <w:tmpl w:val="A4F4A7A0"/>
@@ -2356,7 +3933,7 @@
       </w:rPr>
     </w:lvl>
   </w:abstractNum>
-  <w:abstractNum w:abstractNumId="1" w15:restartNumberingAfterBreak="0">
+  <w:abstractNum w:abstractNumId="2" w15:restartNumberingAfterBreak="0">
     <w:nsid w:val="5D0A1FE5"/>
     <w:multiLevelType w:val="hybridMultilevel"/>
     <w:tmpl w:val="E31AEC60"/>
@@ -2468,7 +4045,7 @@
       </w:rPr>
     </w:lvl>
   </w:abstractNum>
-  <w:abstractNum w:abstractNumId="2" w15:restartNumberingAfterBreak="0">
+  <w:abstractNum w:abstractNumId="3" w15:restartNumberingAfterBreak="0">
     <w:nsid w:val="71022408"/>
     <w:multiLevelType w:val="hybridMultilevel"/>
     <w:tmpl w:val="045487C2"/>
@@ -2581,13 +4158,16 @@
     </w:lvl>
   </w:abstractNum>
   <w:num w:numId="1">
+    <w:abstractNumId w:val="3"/>
+  </w:num>
+  <w:num w:numId="2">
+    <w:abstractNumId w:val="1"/>
+  </w:num>
+  <w:num w:numId="3">
     <w:abstractNumId w:val="2"/>
   </w:num>
-  <w:num w:numId="2">
+  <w:num w:numId="4">
     <w:abstractNumId w:val="0"/>
-  </w:num>
-  <w:num w:numId="3">
-    <w:abstractNumId w:val="1"/>
   </w:num>
 </w:numbering>
 </file>
@@ -3297,4 +4877,16 @@
     </a:ext>
   </a:extLst>
 </a:theme>
+</file>
+
+<file path=customXml/item1.xml><?xml version="1.0" encoding="utf-8"?>
+<b:Sources xmlns:b="http://schemas.openxmlformats.org/officeDocument/2006/bibliography" xmlns="http://schemas.openxmlformats.org/officeDocument/2006/bibliography" SelectedStyle="\APASixthEditionOfficeOnline.xsl" StyleName="APA" Version="6"/>
+</file>
+
+<file path=customXml/itemProps1.xml><?xml version="1.0" encoding="utf-8"?>
+<ds:datastoreItem xmlns:ds="http://schemas.openxmlformats.org/officeDocument/2006/customXml" ds:itemID="{19F876EB-5D5D-43CD-87D9-3C11483FFCE3}">
+  <ds:schemaRefs>
+    <ds:schemaRef ds:uri="http://schemas.openxmlformats.org/officeDocument/2006/bibliography"/>
+  </ds:schemaRefs>
+</ds:datastoreItem>
 </file>